--- a/public/templates/command-center/Aurixa_Off_Market_Opportunity_Report_SAMPLE.docx
+++ b/public/templates/command-center/Aurixa_Off_Market_Opportunity_Report_SAMPLE.docx
@@ -120,7 +120,7 @@
         <w:tblLook w:firstColumn="1" w:firstRow="1" w:lastColumn="0" w:lastRow="0" w:noHBand="0" w:noVBand="1" w:val="04A0"/>
       </w:tblPr>
       <w:tblGrid>
-        <w:gridCol w:w="3061"/>
+        <w:gridCol w:w="3855"/>
       </w:tblGrid>
       <w:tr>
         <w:trPr>
@@ -128,7 +128,7 @@
         </w:trPr>
         <w:tc>
           <w:tcPr>
-            <w:tcW w:type="dxa" w:w="3061"/>
+            <w:tcW w:type="dxa" w:w="3855"/>
             <w:tcBorders>
               <w:top w:val="dashed" w:sz="8" w:space="0" w:color="C2CDDC"/>
               <w:left w:val="dashed" w:sz="8" w:space="0" w:color="C2CDDC"/>
@@ -1258,7 +1258,7 @@
           </w:tcPr>
           <w:p>
             <w:pPr>
-              <w:keepNext w:val="0"/>
+              <w:keepNext/>
               <w:keepLines/>
               <w:pageBreakBefore w:val="0"/>
               <w:widowControl w:val="1"/>

--- a/public/templates/command-center/Aurixa_Off_Market_Opportunity_Report_SAMPLE.docx
+++ b/public/templates/command-center/Aurixa_Off_Market_Opportunity_Report_SAMPLE.docx
@@ -271,17 +271,102 @@
         <w:keepLines/>
         <w:pageBreakBefore w:val="0"/>
         <w:widowControl w:val="1"/>
+        <w:spacing w:before="0" w:after="0" w:line="5499" w:lineRule="exact"/>
+      </w:pPr>
+      <w:r>
+        <w:rPr>
+          <w:sz w:val="2"/>
+        </w:rPr>
+      </w:r>
+    </w:p>
+    <w:p>
+      <w:pPr>
+        <w:keepNext w:val="0"/>
+        <w:keepLines/>
+        <w:pageBreakBefore w:val="0"/>
+        <w:widowControl w:val="1"/>
+        <w:pBdr>
+          <w:bottom w:val="single" w:sz="8" w:space="1" w:color="12B0CE"/>
+        </w:pBdr>
+        <w:spacing w:before="0" w:after="100" w:line="20" w:lineRule="exact"/>
+      </w:pPr>
+      <w:r>
+        <w:rPr>
+          <w:sz w:val="2"/>
+        </w:rPr>
+      </w:r>
+    </w:p>
+    <w:p>
+      <w:pPr>
+        <w:keepNext w:val="0"/>
+        <w:keepLines/>
+        <w:pageBreakBefore w:val="0"/>
+        <w:widowControl w:val="1"/>
         <w:spacing w:before="0" w:after="0"/>
       </w:pPr>
       <w:r>
-        <w:br w:type="page"/>
+        <w:rPr>
+          <w:rFonts w:ascii="Calibri" w:hAnsi="Calibri" w:cs="Calibri" w:eastAsia="Calibri"/>
+          <w:b/>
+          <w:i w:val="0"/>
+          <w:caps w:val="1"/>
+          <w:color w:val="071527"/>
+          <w:spacing w:val="22"/>
+          <w:sz w:val="14"/>
+          <w:u w:val="none"/>
+        </w:rPr>
+        <w:t>APR-0418-01</w:t>
+      </w:r>
+      <w:r>
+        <w:rPr>
+          <w:rFonts w:ascii="Calibri" w:hAnsi="Calibri" w:cs="Calibri" w:eastAsia="Calibri"/>
+          <w:b w:val="0"/>
+          <w:i w:val="0"/>
+          <w:color w:val="8493A8"/>
+          <w:sz w:val="14"/>
+          <w:u w:val="none"/>
+        </w:rPr>
+        <w:t xml:space="preserve">   ·   </w:t>
+      </w:r>
+      <w:r>
+        <w:rPr>
+          <w:rFonts w:ascii="Calibri" w:hAnsi="Calibri" w:cs="Calibri" w:eastAsia="Calibri"/>
+          <w:b w:val="0"/>
+          <w:i w:val="0"/>
+          <w:color w:val="4C5B73"/>
+          <w:sz w:val="14"/>
+          <w:u w:val="none"/>
+        </w:rPr>
+        <w:t>Version 1.0</w:t>
+      </w:r>
+      <w:r>
+        <w:rPr>
+          <w:rFonts w:ascii="Calibri" w:hAnsi="Calibri" w:cs="Calibri" w:eastAsia="Calibri"/>
+          <w:b w:val="0"/>
+          <w:i w:val="0"/>
+          <w:color w:val="8493A8"/>
+          <w:sz w:val="14"/>
+          <w:u w:val="none"/>
+        </w:rPr>
+        <w:t xml:space="preserve">   ·   </w:t>
+      </w:r>
+      <w:r>
+        <w:rPr>
+          <w:rFonts w:ascii="Calibri" w:hAnsi="Calibri" w:cs="Calibri" w:eastAsia="Calibri"/>
+          <w:b w:val="0"/>
+          <w:i w:val="0"/>
+          <w:color w:val="4C5B73"/>
+          <w:sz w:val="14"/>
+          <w:u w:val="none"/>
+        </w:rPr>
+        <w:t>31 July 2026</w:t>
       </w:r>
     </w:p>
     <w:p>
       <w:pPr>
         <w:keepNext/>
         <w:keepLines/>
-        <w:pageBreakBefore w:val="0"/>
+        <w:pageBreakBefore w:val="1"/>
         <w:widowControl w:val="1"/>
         <w:spacing w:before="0" w:after="60"/>
       </w:pPr>
@@ -810,18 +895,6 @@
     </w:tbl>
     <w:p>
       <w:pPr>
-        <w:keepNext w:val="0"/>
-        <w:keepLines/>
-        <w:pageBreakBefore w:val="0"/>
-        <w:widowControl w:val="1"/>
-        <w:spacing w:before="0" w:after="0"/>
-      </w:pPr>
-      <w:r>
-        <w:br w:type="page"/>
-      </w:r>
-    </w:p>
-    <w:p>
-      <w:pPr>
         <w:keepNext/>
         <w:keepLines/>
         <w:pageBreakBefore w:val="0"/>
@@ -1469,18 +1542,6 @@
         </w:tc>
       </w:tr>
     </w:tbl>
-    <w:p>
-      <w:pPr>
-        <w:keepNext w:val="0"/>
-        <w:keepLines/>
-        <w:pageBreakBefore w:val="0"/>
-        <w:widowControl w:val="1"/>
-        <w:spacing w:before="0" w:after="0"/>
-      </w:pPr>
-      <w:r>
-        <w:br w:type="page"/>
-      </w:r>
-    </w:p>
     <w:p>
       <w:pPr>
         <w:keepNext/>
@@ -2441,19 +2502,7 @@
       <w:pPr>
         <w:keepNext w:val="0"/>
         <w:keepLines/>
-        <w:pageBreakBefore w:val="0"/>
-        <w:widowControl w:val="1"/>
-        <w:spacing w:before="0" w:after="0"/>
-      </w:pPr>
-      <w:r>
-        <w:br w:type="page"/>
-      </w:r>
-    </w:p>
-    <w:p>
-      <w:pPr>
-        <w:keepNext w:val="0"/>
-        <w:keepLines/>
-        <w:pageBreakBefore w:val="0"/>
+        <w:pageBreakBefore w:val="1"/>
         <w:widowControl w:val="1"/>
         <w:spacing w:before="0" w:after="0" w:line="300" w:lineRule="exact"/>
       </w:pPr>
